--- a/examples/14-template-testuale/grasshopper-verified.docx
+++ b/examples/14-template-testuale/grasshopper-verified.docx
@@ -56,8 +56,8 @@
       </w:r>
     </w:p>
     <w:sectPr>
-      <p2:headerReference xmlns:p3="http://schemas.openxmlformats.org/officeDocument/2006/relationships" xmlns:p2="http://schemas.openxmlformats.org/wordprocessingml/2006/main" p2:type="default" p3:id="R511be3c9e8514881"/>
-      <p2:footerReference xmlns:p3="http://schemas.openxmlformats.org/officeDocument/2006/relationships" xmlns:p2="http://schemas.openxmlformats.org/wordprocessingml/2006/main" p2:type="default" p3:id="Rad84dbbf4c1e49da"/>
+      <p2:headerReference xmlns:p3="http://schemas.openxmlformats.org/officeDocument/2006/relationships" xmlns:p2="http://schemas.openxmlformats.org/wordprocessingml/2006/main" p2:type="default" p3:id="Rb394b634f7db4be0"/>
+      <p2:footerReference xmlns:p3="http://schemas.openxmlformats.org/officeDocument/2006/relationships" xmlns:p2="http://schemas.openxmlformats.org/wordprocessingml/2006/main" p2:type="default" p3:id="Rb79f31298951459a"/>
       <p2:type xmlns:p2="http://schemas.openxmlformats.org/wordprocessingml/2006/main" p2:val="nextPage"/>
       <p2:pgSz xmlns:p2="http://schemas.openxmlformats.org/wordprocessingml/2006/main" p2:w="12240" p2:h="15840" p2:orient="portrait"/>
       <p2:pgMar xmlns:p2="http://schemas.openxmlformats.org/wordprocessingml/2006/main" p2:top="1134" p2:right="1134" p2:bottom="1134" p2:left="1134" p2:header="450" p2:footer="450" p2:gutter="0"/>
